--- a/docs/Protocol2USDM_Architecture.docx
+++ b/docs/Protocol2USDM_Architecture.docx
@@ -1,6 +1,6 @@
 
 <file path=word/document.xml><?xml version="1.0" encoding="utf-8"?>
-<w:document xmlns:wpc="http://schemas.microsoft.com/office/word/2010/wordprocessingCanvas" xmlns:cx="http://schemas.microsoft.com/office/drawing/2014/chartex" xmlns:cx1="http://schemas.microsoft.com/office/drawing/2015/9/8/chartex" xmlns:cx2="http://schemas.microsoft.com/office/drawing/2015/10/21/chartex" xmlns:cx3="http://schemas.microsoft.com/office/drawing/2016/5/9/chartex" xmlns:cx4="http://schemas.microsoft.com/office/drawing/2016/5/10/chartex" xmlns:cx5="http://schemas.microsoft.com/office/drawing/2016/5/11/chartex" xmlns:cx6="http://schemas.microsoft.com/office/drawing/2016/5/12/chartex" xmlns:cx7="http://schemas.microsoft.com/office/drawing/2016/5/13/chartex" xmlns:cx8="http://schemas.microsoft.com/office/drawing/2016/5/14/chartex" xmlns:mc="http://schemas.openxmlformats.org/markup-compatibility/2006" xmlns:aink="http://schemas.microsoft.com/office/drawing/2016/ink" xmlns:am3d="http://schemas.microsoft.com/office/drawing/2017/model3d" xmlns:o="urn:schemas-microsoft-com:office:office" xmlns:oel="http://schemas.microsoft.com/office/2019/extlst" xmlns:r="http://schemas.openxmlformats.org/officeDocument/2006/relationships" xmlns:m="http://schemas.openxmlformats.org/officeDocument/2006/math" xmlns:v="urn:schemas-microsoft-com:vml" xmlns:wp14="http://schemas.microsoft.com/office/word/2010/wordprocessingDrawing" xmlns:wp="http://schemas.openxmlformats.org/drawingml/2006/wordprocessingDrawing" xmlns:w10="urn:schemas-microsoft-com:office:word" xmlns:w="http://schemas.openxmlformats.org/wordprocessingml/2006/main" xmlns:w14="http://schemas.microsoft.com/office/word/2010/wordml" xmlns:w15="http://schemas.microsoft.com/office/word/2012/wordml" xmlns:w16cei="http://schemas.microsoft.com/office/word/2026/wordml/cei" xmlns:w16cex="http://schemas.microsoft.com/office/word/2018/wordml/cex" xmlns:w16cid="http://schemas.microsoft.com/office/word/2016/wordml/cid" xmlns:w16="http://schemas.microsoft.com/office/word/2018/wordml" xmlns:w16du="http://schemas.microsoft.com/office/word/2023/wordml/word16du" xmlns:w16sdtdh="http://schemas.microsoft.com/office/word/2020/wordml/sdtdatahash" xmlns:w16sdtfl="http://schemas.microsoft.com/office/word/2024/wordml/sdtformatlock" xmlns:w16se="http://schemas.microsoft.com/office/word/2015/wordml/symex" xmlns:wpg="http://schemas.microsoft.com/office/word/2010/wordprocessingGroup" xmlns:wpi="http://schemas.microsoft.com/office/word/2010/wordprocessingInk" xmlns:wne="http://schemas.microsoft.com/office/word/2006/wordml" xmlns:wps="http://schemas.microsoft.com/office/word/2010/wordprocessingShape" mc:Ignorable="w14 w15 w16se w16cid w16 w16cex w16sdtdh w16sdtfl w16du wp14">
+<w:document xmlns:wpc="http://schemas.microsoft.com/office/word/2010/wordprocessingCanvas" xmlns:cx="http://schemas.microsoft.com/office/drawing/2014/chartex" xmlns:cx1="http://schemas.microsoft.com/office/drawing/2015/9/8/chartex" xmlns:cx2="http://schemas.microsoft.com/office/drawing/2015/10/21/chartex" xmlns:cx3="http://schemas.microsoft.com/office/drawing/2016/5/9/chartex" xmlns:cx4="http://schemas.microsoft.com/office/drawing/2016/5/10/chartex" xmlns:cx5="http://schemas.microsoft.com/office/drawing/2016/5/11/chartex" xmlns:cx6="http://schemas.microsoft.com/office/drawing/2016/5/12/chartex" xmlns:cx7="http://schemas.microsoft.com/office/drawing/2016/5/13/chartex" xmlns:cx8="http://schemas.microsoft.com/office/drawing/2016/5/14/chartex" xmlns:mc="http://schemas.openxmlformats.org/markup-compatibility/2006" xmlns:aink="http://schemas.microsoft.com/office/drawing/2016/ink" xmlns:am3d="http://schemas.microsoft.com/office/drawing/2017/model3d" xmlns:o="urn:schemas-microsoft-com:office:office" xmlns:oel="http://schemas.microsoft.com/office/2019/extlst" xmlns:r="http://schemas.openxmlformats.org/officeDocument/2006/relationships" xmlns:m="http://schemas.openxmlformats.org/officeDocument/2006/math" xmlns:v="urn:schemas-microsoft-com:vml" xmlns:wp14="http://schemas.microsoft.com/office/word/2010/wordprocessingDrawing" xmlns:wp="http://schemas.openxmlformats.org/drawingml/2006/wordprocessingDrawing" xmlns:w10="urn:schemas-microsoft-com:office:word" xmlns:w="http://schemas.openxmlformats.org/wordprocessingml/2006/main" xmlns:w14="http://schemas.microsoft.com/office/word/2010/wordml" xmlns:w15="http://schemas.microsoft.com/office/word/2012/wordml" xmlns:w16cex="http://schemas.microsoft.com/office/word/2018/wordml/cex" xmlns:w16cid="http://schemas.microsoft.com/office/word/2016/wordml/cid" xmlns:w16="http://schemas.microsoft.com/office/word/2018/wordml" xmlns:w16du="http://schemas.microsoft.com/office/word/2023/wordml/word16du" xmlns:w16sdtdh="http://schemas.microsoft.com/office/word/2020/wordml/sdtdatahash" xmlns:w16sdtfl="http://schemas.microsoft.com/office/word/2024/wordml/sdtformatlock" xmlns:w16se="http://schemas.microsoft.com/office/word/2015/wordml/symex" xmlns:wpg="http://schemas.microsoft.com/office/word/2010/wordprocessingGroup" xmlns:wpi="http://schemas.microsoft.com/office/word/2010/wordprocessingInk" xmlns:wne="http://schemas.microsoft.com/office/word/2006/wordml" xmlns:wps="http://schemas.microsoft.com/office/word/2010/wordprocessingShape" mc:Ignorable="w14 w15 w16se w16cid w16 w16cex w16sdtdh w16sdtfl w16du wp14">
   <w:body>
     <w:p>
       <w:pPr>
@@ -30,7 +30,15 @@
     </w:p>
     <w:p>
       <w:r>
-        <w:t>run_extraction.py is the single entry point. It takes a protocol PDF, spins up 21 specialized "agents" (each a small Python class that knows how to extract one kind of information), runs them in an order that respects who-needs-what-from-whom, merges everything into one CDISC USDM v4.0 JSON file, tracks where every fact came from, and finally validates the result with CDISC's official CORE rules engine.</w:t>
+        <w:t xml:space="preserve">run_extraction.py is the </w:t>
+      </w:r>
+      <w:proofErr w:type="gramStart"/>
+      <w:r>
+        <w:t>single entry</w:t>
+      </w:r>
+      <w:proofErr w:type="gramEnd"/>
+      <w:r>
+        <w:t xml:space="preserve"> point. It takes a protocol PDF, spins up 21 specialized "agents" (each a small Python class that knows how to extract one kind of information), runs them in an order that respects who-needs-what-from-whom, merges everything into one CDISC USDM v4.0 JSON file, tracks where every fact came from, and finally validates the result with CDISC's official CORE rules engine.</w:t>
       </w:r>
     </w:p>
     <w:p>
@@ -42,8 +50,13 @@
       </w:r>
     </w:p>
     <w:p>
-      <w:r>
-        <w:t>main() (</w:t>
+      <w:proofErr w:type="gramStart"/>
+      <w:r>
+        <w:t>main(</w:t>
+      </w:r>
+      <w:proofErr w:type="gramEnd"/>
+      <w:r>
+        <w:t>) (</w:t>
       </w:r>
       <w:r>
         <w:rPr>
@@ -81,8 +94,13 @@
         <w:pStyle w:val="ListNumber"/>
       </w:pPr>
       <w:r>
-        <w:t>Expands PDF path(s)/globs  (</w:t>
-      </w:r>
+        <w:t>Expands PDF path(s)/</w:t>
+      </w:r>
+      <w:proofErr w:type="gramStart"/>
+      <w:r>
+        <w:t>globs  (</w:t>
+      </w:r>
+      <w:proofErr w:type="gramEnd"/>
       <w:r>
         <w:rPr>
           <w:rFonts w:ascii="Consolas" w:hAnsi="Consolas"/>
@@ -100,8 +118,21 @@
         <w:pStyle w:val="ListNumber"/>
       </w:pPr>
       <w:r>
-        <w:t>Builds an ExtractionPipeline and calls .initialize(), which creates and registers all 21 agents  (</w:t>
-      </w:r>
+        <w:t xml:space="preserve">Builds an ExtractionPipeline and </w:t>
+      </w:r>
+      <w:proofErr w:type="gramStart"/>
+      <w:r>
+        <w:t>calls .initialize</w:t>
+      </w:r>
+      <w:proofErr w:type="gramEnd"/>
+      <w:r>
+        <w:t xml:space="preserve">(), which creates and registers all 21 </w:t>
+      </w:r>
+      <w:proofErr w:type="gramStart"/>
+      <w:r>
+        <w:t>agents  (</w:t>
+      </w:r>
+      <w:proofErr w:type="gramEnd"/>
       <w:r>
         <w:rPr>
           <w:rFonts w:ascii="Consolas" w:hAnsi="Consolas"/>
@@ -119,8 +150,29 @@
         <w:pStyle w:val="ListNumber"/>
       </w:pPr>
       <w:r>
-        <w:t>For each PDF, calls pipeline.run(pdf_path, ...) — this single call is where everything happens (extraction, USDM assembly, provenance, CORE validation, writing all output files)  (</w:t>
-      </w:r>
+        <w:t xml:space="preserve">For each PDF, calls </w:t>
+      </w:r>
+      <w:proofErr w:type="gramStart"/>
+      <w:r>
+        <w:t>pipeline.run(</w:t>
+      </w:r>
+      <w:proofErr w:type="gramEnd"/>
+      <w:r>
+        <w:t xml:space="preserve">pdf_path, </w:t>
+      </w:r>
+      <w:proofErr w:type="gramStart"/>
+      <w:r>
+        <w:t>...) —</w:t>
+      </w:r>
+      <w:proofErr w:type="gramEnd"/>
+      <w:r>
+        <w:t xml:space="preserve"> this single call is where everything happens (extraction, USDM assembly, provenance, CORE validation, writing all output </w:t>
+      </w:r>
+      <w:proofErr w:type="gramStart"/>
+      <w:r>
+        <w:t>files)  (</w:t>
+      </w:r>
+      <w:proofErr w:type="gramEnd"/>
       <w:r>
         <w:rPr>
           <w:rFonts w:ascii="Consolas" w:hAnsi="Consolas"/>
@@ -143,7 +195,23 @@
     </w:p>
     <w:p>
       <w:r>
-        <w:t xml:space="preserve">There's also unused-in-practice --resume-from-checkpoint support — it can show you a checkpoint but the code admits at </w:t>
+        <w:t>There's also unused-in-</w:t>
+      </w:r>
+      <w:proofErr w:type="gramStart"/>
+      <w:r>
+        <w:t>practice --resume</w:t>
+      </w:r>
+      <w:proofErr w:type="gramEnd"/>
+      <w:r>
+        <w:t xml:space="preserve">-from-checkpoint support — it can show you a </w:t>
+      </w:r>
+      <w:proofErr w:type="gramStart"/>
+      <w:r>
+        <w:t>checkpoint</w:t>
+      </w:r>
+      <w:proofErr w:type="gramEnd"/>
+      <w:r>
+        <w:t xml:space="preserve"> but the code admits at </w:t>
       </w:r>
       <w:r>
         <w:rPr>
@@ -211,8 +279,13 @@
         <w:t xml:space="preserve">How waves are decided (this is the interesting part): </w:t>
       </w:r>
       <w:r>
-        <w:t>each agent declares in code which other agent types it needs to have already finished (its dependencies). The orchestrator doesn't use a hardcoded wave list — it computes waves itself: "whatever has zero unmet dependencies right now becomes the next wave," repeated until nothing's left  (</w:t>
-      </w:r>
+        <w:t xml:space="preserve">each agent declares in code which other agent types it needs to have already finished (its dependencies). The orchestrator doesn't use a hardcoded wave list — it computes waves itself: "whatever has zero unmet dependencies right now becomes the next wave," repeated until nothing's </w:t>
+      </w:r>
+      <w:proofErr w:type="gramStart"/>
+      <w:r>
+        <w:t>left  (</w:t>
+      </w:r>
+      <w:proofErr w:type="gramEnd"/>
       <w:r>
         <w:rPr>
           <w:rFonts w:ascii="Consolas" w:hAnsi="Consolas"/>
@@ -237,13 +310,32 @@
         <w:rPr>
           <w:i/>
         </w:rPr>
-        <w:t>agents/pipeline.py:34-62 has a hand-written WAVE_CONFIG dict describing a different, 6-wave layout — turns out it's dead code, never read by the scheduler, just leftover documentation that doesn't even match the real agent names anymore. Ignore it; the real waves are the computed ones below.</w:t>
+        <w:t xml:space="preserve">agents/pipeline.py:34-62 has a hand-written WAVE_CONFIG dict describing a different, 6-wave layout — turns out </w:t>
+      </w:r>
+      <w:proofErr w:type="gramStart"/>
+      <w:r>
+        <w:rPr>
+          <w:i/>
+        </w:rPr>
+        <w:t>it's</w:t>
+      </w:r>
+      <w:proofErr w:type="gramEnd"/>
+      <w:r>
+        <w:rPr>
+          <w:i/>
+        </w:rPr>
+        <w:t xml:space="preserve"> dead code, never read by the scheduler, just leftover documentation that doesn't even match the real agent names anymore. Ignore it; the real waves are the computed ones below.</w:t>
       </w:r>
     </w:p>
     <w:p>
       <w:r>
-        <w:t>Within a wave, agents run in parallel using a thread pool sized by --workers  (</w:t>
-      </w:r>
+        <w:t>Within a wave, agents run in parallel using a thread pool sized by --</w:t>
+      </w:r>
+      <w:proofErr w:type="gramStart"/>
+      <w:r>
+        <w:t>workers  (</w:t>
+      </w:r>
+      <w:proofErr w:type="gramEnd"/>
       <w:r>
         <w:rPr>
           <w:rFonts w:ascii="Consolas" w:hAnsi="Consolas"/>
@@ -258,8 +350,13 @@
     </w:p>
     <w:p>
       <w:r>
-        <w:t>On failure, each agent gets retried up to 3 times with exponential backoff (2s, 4s, 8s...) and a hard timeout per attempt  (</w:t>
-      </w:r>
+        <w:t xml:space="preserve">On failure, each agent gets retried up to 3 times with exponential backoff (2s, 4s, 8s...) and a hard timeout per </w:t>
+      </w:r>
+      <w:proofErr w:type="gramStart"/>
+      <w:r>
+        <w:t>attempt  (</w:t>
+      </w:r>
+      <w:proofErr w:type="gramEnd"/>
       <w:r>
         <w:rPr>
           <w:rFonts w:ascii="Consolas" w:hAnsi="Consolas"/>
@@ -276,50 +373,103 @@
       <w:r>
         <w:t xml:space="preserve">Every agent implements the same 4 methods — </w:t>
       </w:r>
+      <w:proofErr w:type="gramStart"/>
       <w:r>
         <w:rPr>
           <w:rFonts w:ascii="Consolas" w:hAnsi="Consolas"/>
           <w:color w:val="2E4E8E"/>
           <w:sz w:val="19"/>
         </w:rPr>
-        <w:t>initialize()</w:t>
-      </w:r>
-      <w:r>
-        <w:t xml:space="preserve">, </w:t>
-      </w:r>
+        <w:t>initialize(</w:t>
+      </w:r>
+      <w:proofErr w:type="gramEnd"/>
       <w:r>
         <w:rPr>
           <w:rFonts w:ascii="Consolas" w:hAnsi="Consolas"/>
           <w:color w:val="2E4E8E"/>
           <w:sz w:val="19"/>
         </w:rPr>
-        <w:t>execute()</w:t>
+        <w:t>)</w:t>
       </w:r>
       <w:r>
         <w:t xml:space="preserve">, </w:t>
       </w:r>
+      <w:proofErr w:type="gramStart"/>
       <w:r>
         <w:rPr>
           <w:rFonts w:ascii="Consolas" w:hAnsi="Consolas"/>
           <w:color w:val="2E4E8E"/>
           <w:sz w:val="19"/>
         </w:rPr>
-        <w:t>terminate()</w:t>
-      </w:r>
-      <w:r>
-        <w:t xml:space="preserve">, </w:t>
-      </w:r>
+        <w:t>execute(</w:t>
+      </w:r>
+      <w:proofErr w:type="gramEnd"/>
       <w:r>
         <w:rPr>
           <w:rFonts w:ascii="Consolas" w:hAnsi="Consolas"/>
           <w:color w:val="2E4E8E"/>
           <w:sz w:val="19"/>
         </w:rPr>
-        <w:t>get_capabilities()</w:t>
-      </w:r>
-      <w:r>
-        <w:t xml:space="preserve"> — defined in  (</w:t>
-      </w:r>
+        <w:t>)</w:t>
+      </w:r>
+      <w:r>
+        <w:t xml:space="preserve">, </w:t>
+      </w:r>
+      <w:proofErr w:type="gramStart"/>
+      <w:r>
+        <w:rPr>
+          <w:rFonts w:ascii="Consolas" w:hAnsi="Consolas"/>
+          <w:color w:val="2E4E8E"/>
+          <w:sz w:val="19"/>
+        </w:rPr>
+        <w:t>terminate(</w:t>
+      </w:r>
+      <w:proofErr w:type="gramEnd"/>
+      <w:r>
+        <w:rPr>
+          <w:rFonts w:ascii="Consolas" w:hAnsi="Consolas"/>
+          <w:color w:val="2E4E8E"/>
+          <w:sz w:val="19"/>
+        </w:rPr>
+        <w:t>)</w:t>
+      </w:r>
+      <w:r>
+        <w:t xml:space="preserve">, </w:t>
+      </w:r>
+      <w:r>
+        <w:rPr>
+          <w:rFonts w:ascii="Consolas" w:hAnsi="Consolas"/>
+          <w:color w:val="2E4E8E"/>
+          <w:sz w:val="19"/>
+        </w:rPr>
+        <w:t>get_</w:t>
+      </w:r>
+      <w:proofErr w:type="gramStart"/>
+      <w:r>
+        <w:rPr>
+          <w:rFonts w:ascii="Consolas" w:hAnsi="Consolas"/>
+          <w:color w:val="2E4E8E"/>
+          <w:sz w:val="19"/>
+        </w:rPr>
+        <w:t>capabilities(</w:t>
+      </w:r>
+      <w:proofErr w:type="gramEnd"/>
+      <w:r>
+        <w:rPr>
+          <w:rFonts w:ascii="Consolas" w:hAnsi="Consolas"/>
+          <w:color w:val="2E4E8E"/>
+          <w:sz w:val="19"/>
+        </w:rPr>
+        <w:t>)</w:t>
+      </w:r>
+      <w:r>
+        <w:t xml:space="preserve"> — defined </w:t>
+      </w:r>
+      <w:proofErr w:type="gramStart"/>
+      <w:r>
+        <w:t>in  (</w:t>
+      </w:r>
+      <w:proofErr w:type="gramEnd"/>
       <w:r>
         <w:rPr>
           <w:rFonts w:ascii="Consolas" w:hAnsi="Consolas"/>
@@ -340,7 +490,23 @@
         <w:t>agents/extraction/base_extraction_agent.py:22</w:t>
       </w:r>
       <w:r>
-        <w:t>, so each one only has to write its own extract() method — the boilerplate (saving JSON, tracking token usage, storing entities) is handled once, centrally.</w:t>
+        <w:t xml:space="preserve">, so each one only </w:t>
+      </w:r>
+      <w:proofErr w:type="gramStart"/>
+      <w:r>
+        <w:t>has to</w:t>
+      </w:r>
+      <w:proofErr w:type="gramEnd"/>
+      <w:r>
+        <w:t xml:space="preserve"> write its own </w:t>
+      </w:r>
+      <w:proofErr w:type="gramStart"/>
+      <w:r>
+        <w:t>extract(</w:t>
+      </w:r>
+      <w:proofErr w:type="gramEnd"/>
+      <w:r>
+        <w:t>) method — the boilerplate (saving JSON, tracking token usage, storing entities) is handled once, centrally.</w:t>
       </w:r>
     </w:p>
     <w:p>
@@ -1242,7 +1408,21 @@
               <w:rPr>
                 <w:sz w:val="20"/>
               </w:rPr>
-              <w:t>Re-derives the same SoA table structure but by reading the raw text (using the vision agent's output as a guide) — a cross-check pair with soa_vision_agent.</w:t>
+              <w:t xml:space="preserve">Re-derives the same SoA table structure but by reading the raw text (using the vision agent's output as a </w:t>
+            </w:r>
+            <w:proofErr w:type="gramStart"/>
+            <w:r>
+              <w:rPr>
+                <w:sz w:val="20"/>
+              </w:rPr>
+              <w:t>guide) —</w:t>
+            </w:r>
+            <w:proofErr w:type="gramEnd"/>
+            <w:r>
+              <w:rPr>
+                <w:sz w:val="20"/>
+              </w:rPr>
+              <w:t xml:space="preserve"> a cross-check pair with soa_vision_agent.</w:t>
             </w:r>
           </w:p>
         </w:tc>
@@ -1913,7 +2093,23 @@
         <w:pStyle w:val="ListNumber"/>
       </w:pPr>
       <w:r>
-        <w:t>Loops over every entity from every agent and slots each into the correct place in the USDM document tree (activities go under studyDesigns[0].activities, etc.)  (</w:t>
+        <w:t xml:space="preserve">Loops over every entity from every agent and slots each into the correct place in the USDM document tree (activities go under </w:t>
+      </w:r>
+      <w:proofErr w:type="gramStart"/>
+      <w:r>
+        <w:t>studyDesigns[</w:t>
+      </w:r>
+      <w:proofErr w:type="gramEnd"/>
+      <w:r>
+        <w:t>0</w:t>
+      </w:r>
+      <w:proofErr w:type="gramStart"/>
+      <w:r>
+        <w:t>].activities</w:t>
+      </w:r>
+      <w:proofErr w:type="gramEnd"/>
+      <w:r>
+        <w:t>, etc.)  (</w:t>
       </w:r>
       <w:r>
         <w:rPr>
@@ -1931,8 +2127,13 @@
       <w:pPr>
         <w:pStyle w:val="ListNumber"/>
       </w:pPr>
-      <w:r>
-        <w:t>Normalizes field types to match the official USDM schema.</w:t>
+      <w:proofErr w:type="gramStart"/>
+      <w:r>
+        <w:t>Normalizes</w:t>
+      </w:r>
+      <w:proofErr w:type="gramEnd"/>
+      <w:r>
+        <w:t xml:space="preserve"> field types to match the official USDM schema.</w:t>
       </w:r>
     </w:p>
     <w:p>
@@ -1940,7 +2141,15 @@
         <w:pStyle w:val="ListNumber"/>
       </w:pPr>
       <w:r>
-        <w:t>Converts all the simple internal IDs into proper UUIDs, keeping a {original_id -&gt; uuid} map so cross-references (like "this activity belongs to that epoch") still line up — written out as id_mapping.json  (</w:t>
+        <w:t>Converts all the simple internal IDs into proper UUIDs, keeping a {original_id -&gt; uuid} map so cross-references (like "this activity belongs to that epoch") still line up — written out as id_</w:t>
+      </w:r>
+      <w:proofErr w:type="gramStart"/>
+      <w:r>
+        <w:t>mapping.json</w:t>
+      </w:r>
+      <w:proofErr w:type="gramEnd"/>
+      <w:r>
+        <w:t xml:space="preserve">  (</w:t>
       </w:r>
       <w:r>
         <w:rPr>
@@ -1967,7 +2176,15 @@
         <w:pStyle w:val="ListNumber"/>
       </w:pPr>
       <w:r>
-        <w:t>Writes &lt;protocol&gt;_usdm.json — the final deliverable.</w:t>
+        <w:t>Writes &lt;protocol&gt;_</w:t>
+      </w:r>
+      <w:proofErr w:type="gramStart"/>
+      <w:r>
+        <w:t>usdm.json</w:t>
+      </w:r>
+      <w:proofErr w:type="gramEnd"/>
+      <w:r>
+        <w:t xml:space="preserve"> — the final deliverable.</w:t>
       </w:r>
     </w:p>
     <w:p>
@@ -2002,7 +2219,31 @@
         <w:t>agents/support/provenance_agent.py:181</w:t>
       </w:r>
       <w:r>
-        <w:t>. For every entity in the final USDM, it records: which agent extracted it, which PDF page(s) it came from, a confidence score (vision+text agreement scores highest), and — for the SoA table specifically — cell-by-cell provenance. Written to &lt;protocol&gt;_provenance.json. This is what lets you trace any fact in the USDM back to "page 14, extracted by soa_vision_agent, 92% confidence."</w:t>
+        <w:t xml:space="preserve">. For every entity in the final USDM, it </w:t>
+      </w:r>
+      <w:proofErr w:type="gramStart"/>
+      <w:r>
+        <w:t>records:</w:t>
+      </w:r>
+      <w:proofErr w:type="gramEnd"/>
+      <w:r>
+        <w:t xml:space="preserve"> which agent extracted it, which PDF page(s) it came from, a confidence score (vision+text agreement scores highest), and — for the SoA table </w:t>
+      </w:r>
+      <w:proofErr w:type="gramStart"/>
+      <w:r>
+        <w:t>specifically — cell-by-</w:t>
+      </w:r>
+      <w:proofErr w:type="gramEnd"/>
+      <w:r>
+        <w:t>cell provenance. Written to &lt;protocol&gt;_</w:t>
+      </w:r>
+      <w:proofErr w:type="gramStart"/>
+      <w:r>
+        <w:t>provenance.json</w:t>
+      </w:r>
+      <w:proofErr w:type="gramEnd"/>
+      <w:r>
+        <w:t>. This is what lets you trace any fact in the USDM back to "page 14, extracted by soa_vision_agent, 92% confidence."</w:t>
       </w:r>
     </w:p>
     <w:p>
@@ -2026,7 +2267,15 @@
         <w:t>agents/pipeline.py:434</w:t>
       </w:r>
       <w:r>
-        <w:t>. It shells out to the real CDISC CORE binary (tools/core/core/core/core.exe) against the finished USDM JSON, parses the results, and writes conformance_report.json — this is where "0 errors, 14 warnings, 56 info" came from in the reference run described below.</w:t>
+        <w:t>. It shells out to the real CDISC CORE binary (tools/core/core/core/core.exe) against the finished USDM JSON, parses the results, and writes conformance_</w:t>
+      </w:r>
+      <w:proofErr w:type="gramStart"/>
+      <w:r>
+        <w:t>report.json</w:t>
+      </w:r>
+      <w:proofErr w:type="gramEnd"/>
+      <w:r>
+        <w:t xml:space="preserve"> — this is where "0 errors, 14 warnings, 56 info" came from in the reference run described below.</w:t>
       </w:r>
     </w:p>
     <w:p>
@@ -2048,18 +2297,54 @@
           <w:color w:val="2E4E8E"/>
           <w:sz w:val="19"/>
         </w:rPr>
-        <w:t>call_llm()</w:t>
-      </w:r>
-      <w:r>
-        <w:t xml:space="preserve"> / </w:t>
-      </w:r>
+        <w:t>call_</w:t>
+      </w:r>
+      <w:proofErr w:type="gramStart"/>
       <w:r>
         <w:rPr>
           <w:rFonts w:ascii="Consolas" w:hAnsi="Consolas"/>
           <w:color w:val="2E4E8E"/>
           <w:sz w:val="19"/>
         </w:rPr>
-        <w:t>call_llm_with_image()</w:t>
+        <w:t>llm(</w:t>
+      </w:r>
+      <w:proofErr w:type="gramEnd"/>
+      <w:r>
+        <w:rPr>
+          <w:rFonts w:ascii="Consolas" w:hAnsi="Consolas"/>
+          <w:color w:val="2E4E8E"/>
+          <w:sz w:val="19"/>
+        </w:rPr>
+        <w:t>)</w:t>
+      </w:r>
+      <w:r>
+        <w:t xml:space="preserve"> / </w:t>
+      </w:r>
+      <w:r>
+        <w:rPr>
+          <w:rFonts w:ascii="Consolas" w:hAnsi="Consolas"/>
+          <w:color w:val="2E4E8E"/>
+          <w:sz w:val="19"/>
+        </w:rPr>
+        <w:t>call_llm_with_</w:t>
+      </w:r>
+      <w:proofErr w:type="gramStart"/>
+      <w:r>
+        <w:rPr>
+          <w:rFonts w:ascii="Consolas" w:hAnsi="Consolas"/>
+          <w:color w:val="2E4E8E"/>
+          <w:sz w:val="19"/>
+        </w:rPr>
+        <w:t>image(</w:t>
+      </w:r>
+      <w:proofErr w:type="gramEnd"/>
+      <w:r>
+        <w:rPr>
+          <w:rFonts w:ascii="Consolas" w:hAnsi="Consolas"/>
+          <w:color w:val="2E4E8E"/>
+          <w:sz w:val="19"/>
+        </w:rPr>
+        <w:t>)</w:t>
       </w:r>
       <w:r>
         <w:t xml:space="preserve"> in </w:t>
@@ -2081,8 +2366,18 @@
           <w:color w:val="2E4E8E"/>
           <w:sz w:val="19"/>
         </w:rPr>
-        <w:t>llm_config.yaml</w:t>
-      </w:r>
+        <w:t>llm_</w:t>
+      </w:r>
+      <w:proofErr w:type="gramStart"/>
+      <w:r>
+        <w:rPr>
+          <w:rFonts w:ascii="Consolas" w:hAnsi="Consolas"/>
+          <w:color w:val="2E4E8E"/>
+          <w:sz w:val="19"/>
+        </w:rPr>
+        <w:t>config.yaml</w:t>
+      </w:r>
+      <w:proofErr w:type="gramEnd"/>
       <w:r>
         <w:t xml:space="preserve"> via </w:t>
       </w:r>
@@ -2441,13 +2736,10 @@
         <w:t>python run_extraction.py "input/</w:t>
       </w:r>
       <w:r>
-        <w:t xml:space="preserve"> </w:t>
-      </w:r>
-      <w:r>
-        <w:t>EliLilly_NCT03421379_Diabetes</w:t>
-      </w:r>
-      <w:r>
-        <w:t xml:space="preserve">.pdf" --model cortex/reforge-claude-opus-5 --fast-model </w:t>
+        <w:t>J3R-MC-YDAF</w:t>
+      </w:r>
+      <w:r>
+        <w:t xml:space="preserve">" --model cortex/reforge-claude-opus-5 --fast-model </w:t>
       </w:r>
       <w:proofErr w:type="spellStart"/>
       <w:r>
@@ -2464,6 +2756,17 @@
       <w:proofErr w:type="spellEnd"/>
       <w:r>
         <w:t>-config --vision-model cortex/reforge-claude-opus-5 --workers 4</w:t>
+      </w:r>
+    </w:p>
+    <w:p>
+      <w:r>
+        <w:br w:type="page"/>
+      </w:r>
+    </w:p>
+    <w:p>
+      <w:r>
+        <w:lastRenderedPageBreak/>
+        <w:t>C:\Users\L150394\OneDrive - Eli Lilly and Company\Desktop\Code\Protocol2USDM-Agentic-main\input\EliLilly_NCT03421379_Diabetes.pdf</w:t>
       </w:r>
       <w:r>
         <w:br/>
@@ -2501,7 +2804,7 @@
 </file>
 
 <file path=word/numbering.xml><?xml version="1.0" encoding="utf-8"?>
-<w:numbering xmlns:wpc="http://schemas.microsoft.com/office/word/2010/wordprocessingCanvas" xmlns:cx="http://schemas.microsoft.com/office/drawing/2014/chartex" xmlns:cx1="http://schemas.microsoft.com/office/drawing/2015/9/8/chartex" xmlns:cx2="http://schemas.microsoft.com/office/drawing/2015/10/21/chartex" xmlns:cx3="http://schemas.microsoft.com/office/drawing/2016/5/9/chartex" xmlns:cx4="http://schemas.microsoft.com/office/drawing/2016/5/10/chartex" xmlns:cx5="http://schemas.microsoft.com/office/drawing/2016/5/11/chartex" xmlns:cx6="http://schemas.microsoft.com/office/drawing/2016/5/12/chartex" xmlns:cx7="http://schemas.microsoft.com/office/drawing/2016/5/13/chartex" xmlns:cx8="http://schemas.microsoft.com/office/drawing/2016/5/14/chartex" xmlns:mc="http://schemas.openxmlformats.org/markup-compatibility/2006" xmlns:aink="http://schemas.microsoft.com/office/drawing/2016/ink" xmlns:am3d="http://schemas.microsoft.com/office/drawing/2017/model3d" xmlns:o="urn:schemas-microsoft-com:office:office" xmlns:oel="http://schemas.microsoft.com/office/2019/extlst" xmlns:r="http://schemas.openxmlformats.org/officeDocument/2006/relationships" xmlns:m="http://schemas.openxmlformats.org/officeDocument/2006/math" xmlns:v="urn:schemas-microsoft-com:vml" xmlns:wp14="http://schemas.microsoft.com/office/word/2010/wordprocessingDrawing" xmlns:wp="http://schemas.openxmlformats.org/drawingml/2006/wordprocessingDrawing" xmlns:w10="urn:schemas-microsoft-com:office:word" xmlns:w="http://schemas.openxmlformats.org/wordprocessingml/2006/main" xmlns:w14="http://schemas.microsoft.com/office/word/2010/wordml" xmlns:w15="http://schemas.microsoft.com/office/word/2012/wordml" xmlns:w16cei="http://schemas.microsoft.com/office/word/2026/wordml/cei" xmlns:w16cex="http://schemas.microsoft.com/office/word/2018/wordml/cex" xmlns:w16cid="http://schemas.microsoft.com/office/word/2016/wordml/cid" xmlns:w16="http://schemas.microsoft.com/office/word/2018/wordml" xmlns:w16du="http://schemas.microsoft.com/office/word/2023/wordml/word16du" xmlns:w16sdtdh="http://schemas.microsoft.com/office/word/2020/wordml/sdtdatahash" xmlns:w16sdtfl="http://schemas.microsoft.com/office/word/2024/wordml/sdtformatlock" xmlns:w16se="http://schemas.microsoft.com/office/word/2015/wordml/symex" xmlns:wpg="http://schemas.microsoft.com/office/word/2010/wordprocessingGroup" xmlns:wpi="http://schemas.microsoft.com/office/word/2010/wordprocessingInk" xmlns:wne="http://schemas.microsoft.com/office/word/2006/wordml" xmlns:wps="http://schemas.microsoft.com/office/word/2010/wordprocessingShape" mc:Ignorable="w14 w15 w16se w16cid w16 w16cex w16sdtdh w16sdtfl w16du wp14">
+<w:numbering xmlns:wpc="http://schemas.microsoft.com/office/word/2010/wordprocessingCanvas" xmlns:cx="http://schemas.microsoft.com/office/drawing/2014/chartex" xmlns:cx1="http://schemas.microsoft.com/office/drawing/2015/9/8/chartex" xmlns:cx2="http://schemas.microsoft.com/office/drawing/2015/10/21/chartex" xmlns:cx3="http://schemas.microsoft.com/office/drawing/2016/5/9/chartex" xmlns:cx4="http://schemas.microsoft.com/office/drawing/2016/5/10/chartex" xmlns:cx5="http://schemas.microsoft.com/office/drawing/2016/5/11/chartex" xmlns:cx6="http://schemas.microsoft.com/office/drawing/2016/5/12/chartex" xmlns:cx7="http://schemas.microsoft.com/office/drawing/2016/5/13/chartex" xmlns:cx8="http://schemas.microsoft.com/office/drawing/2016/5/14/chartex" xmlns:mc="http://schemas.openxmlformats.org/markup-compatibility/2006" xmlns:aink="http://schemas.microsoft.com/office/drawing/2016/ink" xmlns:am3d="http://schemas.microsoft.com/office/drawing/2017/model3d" xmlns:o="urn:schemas-microsoft-com:office:office" xmlns:oel="http://schemas.microsoft.com/office/2019/extlst" xmlns:r="http://schemas.openxmlformats.org/officeDocument/2006/relationships" xmlns:m="http://schemas.openxmlformats.org/officeDocument/2006/math" xmlns:v="urn:schemas-microsoft-com:vml" xmlns:wp14="http://schemas.microsoft.com/office/word/2010/wordprocessingDrawing" xmlns:wp="http://schemas.openxmlformats.org/drawingml/2006/wordprocessingDrawing" xmlns:w10="urn:schemas-microsoft-com:office:word" xmlns:w="http://schemas.openxmlformats.org/wordprocessingml/2006/main" xmlns:w14="http://schemas.microsoft.com/office/word/2010/wordml" xmlns:w15="http://schemas.microsoft.com/office/word/2012/wordml" xmlns:w16cex="http://schemas.microsoft.com/office/word/2018/wordml/cex" xmlns:w16cid="http://schemas.microsoft.com/office/word/2016/wordml/cid" xmlns:w16="http://schemas.microsoft.com/office/word/2018/wordml" xmlns:w16du="http://schemas.microsoft.com/office/word/2023/wordml/word16du" xmlns:w16sdtdh="http://schemas.microsoft.com/office/word/2020/wordml/sdtdatahash" xmlns:w16sdtfl="http://schemas.microsoft.com/office/word/2024/wordml/sdtformatlock" xmlns:w16se="http://schemas.microsoft.com/office/word/2015/wordml/symex" xmlns:wpg="http://schemas.microsoft.com/office/word/2010/wordprocessingGroup" xmlns:wpi="http://schemas.microsoft.com/office/word/2010/wordprocessingInk" xmlns:wne="http://schemas.microsoft.com/office/word/2006/wordml" xmlns:wps="http://schemas.microsoft.com/office/word/2010/wordprocessingShape" mc:Ignorable="w14 w15 w16se w16cid w16 w16cex w16sdtdh w16sdtfl w16du wp14">
   <w:abstractNum w:abstractNumId="0" w15:restartNumberingAfterBreak="0">
     <w:nsid w:val="FFFFFF7C"/>
     <w:multiLevelType w:val="singleLevel"/>
@@ -3309,6 +3612,7 @@
   <w:style w:type="character" w:default="1" w:styleId="DefaultParagraphFont">
     <w:name w:val="Default Paragraph Font"/>
     <w:uiPriority w:val="1"/>
+    <w:semiHidden/>
     <w:unhideWhenUsed/>
   </w:style>
   <w:style w:type="table" w:default="1" w:styleId="TableNormal">
